--- a/Acordes domingo/Fercho/Hermoso - Marcos Witt (A).docx
+++ b/Acordes domingo/Fercho/Hermoso - Marcos Witt (A).docx
@@ -578,7 +578,7 @@
           <w:szCs w:val="13"/>
           <w:lang w:val="es-ES"/>
         </w:rPr>
-        <w:t>A       C#m   D     E</w:t>
+        <w:t>A       C#m   D      E</w:t>
       </w:r>
     </w:p>
     <w:p>
